--- a/testing/UAS Related stuff/UAS datas/UAS Analysis explanation.docx
+++ b/testing/UAS Related stuff/UAS datas/UAS Analysis explanation.docx
@@ -55,13 +55,8 @@
         <w:t>s</w:t>
       </w:r>
       <w:r>
-        <w:t xml:space="preserve"> the signal into a digital square </w:t>
-      </w:r>
-      <w:proofErr w:type="gramStart"/>
-      <w:r>
-        <w:t>wave</w:t>
-      </w:r>
-      <w:proofErr w:type="gramEnd"/>
+        <w:t xml:space="preserve"> the signal into a digital square wave</w:t>
+      </w:r>
       <w:r>
         <w:t xml:space="preserve"> and it extracts the amplitude of the</w:t>
       </w:r>
@@ -72,15 +67,7 @@
         <w:t>slowly varying</w:t>
       </w:r>
       <w:r>
-        <w:t xml:space="preserve"> </w:t>
-      </w:r>
-      <w:proofErr w:type="spellStart"/>
-      <w:r>
-        <w:t>analog</w:t>
-      </w:r>
-      <w:proofErr w:type="spellEnd"/>
-      <w:r>
-        <w:t xml:space="preserve"> voltage that the ESP32's ADC </w:t>
+        <w:t xml:space="preserve"> analog voltage that the ESP32's ADC </w:t>
       </w:r>
       <w:r>
         <w:t xml:space="preserve">can capture the reading. </w:t>
@@ -102,53 +89,13 @@
       </w:r>
       <w:r>
         <w:br/>
-        <w:t xml:space="preserve">Stroke counting: 1 stroke is intended to mean a single push, from either the left or the right side of the syringe. However, in all UAS and microscope data collected so far, "1 stroke" was </w:t>
-      </w:r>
-      <w:proofErr w:type="gramStart"/>
-      <w:r>
-        <w:t>actually recorded</w:t>
-      </w:r>
-      <w:proofErr w:type="gramEnd"/>
-      <w:r>
-        <w:t xml:space="preserve"> as one full </w:t>
-      </w:r>
-      <w:proofErr w:type="spellStart"/>
-      <w:r>
-        <w:t>left+right</w:t>
-      </w:r>
-      <w:proofErr w:type="spellEnd"/>
-      <w:r>
-        <w:t xml:space="preserve"> pair</w:t>
+        <w:t>Stroke counting: 1 stroke is intended to mean a single push, from either the left or the right side of the syringe. However, in all UAS and microscope data collected so far, "1 stroke" was actually recorded as one full left+right pair</w:t>
       </w:r>
       <w:r>
         <w:t>. T</w:t>
       </w:r>
       <w:r>
-        <w:t xml:space="preserve">his document should be read as double the </w:t>
-      </w:r>
-      <w:proofErr w:type="spellStart"/>
-      <w:r>
-        <w:t>labeled</w:t>
-      </w:r>
-      <w:proofErr w:type="spellEnd"/>
-      <w:r>
-        <w:t xml:space="preserve"> value (true stroke count = 2 x </w:t>
-      </w:r>
-      <w:proofErr w:type="spellStart"/>
-      <w:r>
-        <w:t>labeled</w:t>
-      </w:r>
-      <w:proofErr w:type="spellEnd"/>
-      <w:r>
-        <w:t xml:space="preserve"> stroke count) until the data is </w:t>
-      </w:r>
-      <w:proofErr w:type="spellStart"/>
-      <w:r>
-        <w:t>relabeled</w:t>
-      </w:r>
-      <w:proofErr w:type="spellEnd"/>
-      <w:r>
-        <w:t>.</w:t>
+        <w:t>his document should be read as double the labeled value (true stroke count = 2 x labeled stroke count) until the data is relabeled.</w:t>
       </w:r>
     </w:p>
     <w:p>
@@ -186,37 +133,13 @@
         <w:pStyle w:val="ListParagraph"/>
       </w:pPr>
       <w:r>
-        <w:t xml:space="preserve">A frequency sweep from 0.9 to 2.0MHz (10kHz steps, 111 points) was tested to measure how strongly the transducer </w:t>
-      </w:r>
-      <w:proofErr w:type="gramStart"/>
-      <w:r>
-        <w:t>actually responds</w:t>
-      </w:r>
-      <w:proofErr w:type="gramEnd"/>
-      <w:r>
-        <w:t xml:space="preserve"> at each frequency. Three datasets were compared: (1) ambient noise, captured with RX active but TX not driving any signal into the fluid -- this is the pure electrical/ADC noise floor; (2) the </w:t>
-      </w:r>
-      <w:proofErr w:type="spellStart"/>
-      <w:r>
-        <w:t>nipro</w:t>
-      </w:r>
-      <w:proofErr w:type="spellEnd"/>
-      <w:r>
-        <w:t xml:space="preserve"> syringe data, strokes 0-40; and (3) the BD syringe data, strokes 0-40. For each frequency, we computed the "dynamic range" = the maximum voltage minus the minimum voltage seen across all strokes (both syringes combined) </w:t>
+        <w:t xml:space="preserve">A frequency sweep from 0.9 to 2.0MHz (10kHz steps, 111 points) was tested to measure how strongly the transducer actually responds at each frequency. Three datasets were compared: (1) ambient noise, captured with RX active but TX not driving any signal into the fluid -- this is the pure electrical/ADC noise floor; (2) the nipro syringe data, strokes 0-40; and (3) the BD syringe data, strokes 0-40. For each frequency, we computed the "dynamic range" = the maximum voltage minus the minimum voltage seen across all strokes (both syringes combined) </w:t>
       </w:r>
       <w:r>
         <w:t>to see</w:t>
       </w:r>
       <w:r>
-        <w:t xml:space="preserve"> how much the fluid itself can </w:t>
-      </w:r>
-      <w:proofErr w:type="gramStart"/>
-      <w:r>
-        <w:t>actually move</w:t>
-      </w:r>
-      <w:proofErr w:type="gramEnd"/>
-      <w:r>
-        <w:t xml:space="preserve"> the reading at that frequency. This dynamic range came out far larger than the ambient electrical noise everywhere in the sweep, confirming it reflects real acoustic response, not noise.</w:t>
+        <w:t xml:space="preserve"> how much the fluid itself can actually move the reading at that frequency. This dynamic range came out far larger than the ambient electrical noise everywhere in the sweep, confirming it reflects real acoustic response, not noise.</w:t>
       </w:r>
       <w:r>
         <w:br/>
@@ -383,43 +306,7 @@
           <w:sz w:val="14"/>
           <w:szCs w:val="14"/>
         </w:rPr>
-        <w:t xml:space="preserve">Figure 2. Supporting detail for Figure 1. Top: ambient baseline voltage (TX not driving fluid) with its +/- noise band -- </w:t>
-      </w:r>
-      <w:proofErr w:type="gramStart"/>
-      <w:r>
-        <w:rPr>
-          <w:i/>
-          <w:sz w:val="14"/>
-          <w:szCs w:val="14"/>
-        </w:rPr>
-        <w:t>this drifts</w:t>
-      </w:r>
-      <w:proofErr w:type="gramEnd"/>
-      <w:r>
-        <w:rPr>
-          <w:i/>
-          <w:sz w:val="14"/>
-          <w:szCs w:val="14"/>
-        </w:rPr>
-        <w:t xml:space="preserve"> smoothly and is not related to the resonance peak. Middle: the same fluid-driven dynamic range curve as Figure 1. Bottom: dynamic range again, </w:t>
-      </w:r>
-      <w:proofErr w:type="spellStart"/>
-      <w:r>
-        <w:rPr>
-          <w:i/>
-          <w:sz w:val="14"/>
-          <w:szCs w:val="14"/>
-        </w:rPr>
-        <w:t>colored</w:t>
-      </w:r>
-      <w:proofErr w:type="spellEnd"/>
-      <w:r>
-        <w:rPr>
-          <w:i/>
-          <w:sz w:val="14"/>
-          <w:szCs w:val="14"/>
-        </w:rPr>
-        <w:t xml:space="preserve"> green/red by whether each frequency clears the 50%-of-peak resonance threshold.</w:t>
+        <w:t>Figure 2. Supporting detail for Figure 1. Top: ambient baseline voltage (TX not driving fluid) with its +/- noise band -- this drifts smoothly and is not related to the resonance peak. Middle: the same fluid-driven dynamic range curve as Figure 1. Bottom: dynamic range again, colored green/red by whether each frequency clears the 50%-of-peak resonance threshold.</w:t>
       </w:r>
     </w:p>
     <w:p/>
@@ -450,63 +337,7 @@
         <w:jc w:val="both"/>
       </w:pPr>
       <w:r>
-        <w:t xml:space="preserve">A paired t-test was run at every frequency within the transducer's resonance band, 0.94-1.06MHz (13 frequencies), to check whether syringe brand (BD vs </w:t>
-      </w:r>
-      <w:proofErr w:type="spellStart"/>
-      <w:r>
-        <w:t>nipro</w:t>
-      </w:r>
-      <w:proofErr w:type="spellEnd"/>
-      <w:r>
-        <w:t xml:space="preserve">) changes the voltage reading enough to matter. Pairing by stroke count (BD reading at stroke N minus </w:t>
-      </w:r>
-      <w:proofErr w:type="spellStart"/>
-      <w:r>
-        <w:t>nipro</w:t>
-      </w:r>
-      <w:proofErr w:type="spellEnd"/>
-      <w:r>
-        <w:t xml:space="preserve"> reading at the same stroke N, for all 40 matched strokes) cancels out the large stroke-driven voltage swing and isolates just the syringe-specific offset. For each frequency: </w:t>
-      </w:r>
-      <w:proofErr w:type="spellStart"/>
-      <w:r>
-        <w:t>mean_diff</w:t>
-      </w:r>
-      <w:proofErr w:type="spellEnd"/>
-      <w:r>
-        <w:t xml:space="preserve"> = average of the 40 paired differences; </w:t>
-      </w:r>
-      <w:proofErr w:type="spellStart"/>
-      <w:r>
-        <w:t>sd</w:t>
-      </w:r>
-      <w:proofErr w:type="spellEnd"/>
-      <w:r>
-        <w:t xml:space="preserve"> = their standard deviation; t = </w:t>
-      </w:r>
-      <w:proofErr w:type="spellStart"/>
-      <w:r>
-        <w:t>mean_diff</w:t>
-      </w:r>
-      <w:proofErr w:type="spellEnd"/>
-      <w:r>
-        <w:t xml:space="preserve"> / (</w:t>
-      </w:r>
-      <w:proofErr w:type="spellStart"/>
-      <w:r>
-        <w:t>sd</w:t>
-      </w:r>
-      <w:proofErr w:type="spellEnd"/>
-      <w:r>
-        <w:t xml:space="preserve"> / </w:t>
-      </w:r>
-      <w:proofErr w:type="gramStart"/>
-      <w:r>
-        <w:t>sqrt(</w:t>
-      </w:r>
-      <w:proofErr w:type="gramEnd"/>
-      <w:r>
-        <w:t>40)); p-value computed from the t-distribution with 39 degrees of freedom. A frequency is flagged 'significant' if p &lt; 0.05.</w:t>
+        <w:t>A paired t-test was run at every frequency within the transducer's resonance band, 0.94-1.06MHz (13 frequencies), to check whether syringe brand (BD vs nipro) changes the voltage reading enough to matter. Pairing by stroke count (BD reading at stroke N minus nipro reading at the same stroke N, for all 40 matched strokes) cancels out the large stroke-driven voltage swing and isolates just the syringe-specific offset. For each frequency: mean_diff = average of the 40 paired differences; sd = their standard deviation; t = mean_diff / (sd / sqrt(40)); p-value computed from the t-distribution with 39 degrees of freedom. A frequency is flagged 'significant' if p &lt; 0.05.</w:t>
       </w:r>
     </w:p>
     <w:p>
@@ -520,15 +351,7 @@
         <w:jc w:val="both"/>
       </w:pPr>
       <w:r>
-        <w:t xml:space="preserve">Most frequencies in this band came back statistically significant. But with 40 paired stroke measurements, the test is sensitive enough to flag even a tiny, consistent 0.01-0.03V offset as significant. </w:t>
-      </w:r>
-      <w:proofErr w:type="gramStart"/>
-      <w:r>
-        <w:t>So</w:t>
-      </w:r>
-      <w:proofErr w:type="gramEnd"/>
-      <w:r>
-        <w:t xml:space="preserve"> a second, stricter check was added: a frequency only counts as practically meaningful if it is also significant AND its difference is at least 0.0587V. That 0.0587V cutoff is a typical (median) amount the fluid signal wobbles on its own outside the resonance band, so anything smaller than that can't be trusted as a real syringe effect.</w:t>
+        <w:t>Most frequencies in this band came back statistically significant. But with 40 paired stroke measurements, the test is sensitive enough to flag even a tiny, consistent 0.01-0.03V offset as significant. So a second, stricter check was added: a frequency only counts as practically meaningful if it is also significant AND its difference is at least 0.0587V. That 0.0587V cutoff is a typical (median) amount the fluid signal wobbles on its own outside the resonance band, so anything smaller than that can't be trusted as a real syringe effect.</w:t>
       </w:r>
     </w:p>
     <w:p>
@@ -621,55 +444,7 @@
           <w:i/>
           <w:sz w:val="20"/>
         </w:rPr>
-        <w:t xml:space="preserve">Figure 3. Mean voltage difference (BD - </w:t>
-      </w:r>
-      <w:proofErr w:type="spellStart"/>
-      <w:r>
-        <w:rPr>
-          <w:i/>
-          <w:sz w:val="20"/>
-        </w:rPr>
-        <w:t>Nipro</w:t>
-      </w:r>
-      <w:proofErr w:type="spellEnd"/>
-      <w:r>
-        <w:rPr>
-          <w:i/>
-          <w:sz w:val="20"/>
-        </w:rPr>
-        <w:t xml:space="preserve">) across the full sweep. The </w:t>
-      </w:r>
-      <w:proofErr w:type="spellStart"/>
-      <w:r>
-        <w:rPr>
-          <w:i/>
-          <w:sz w:val="20"/>
-        </w:rPr>
-        <w:t>gray</w:t>
-      </w:r>
-      <w:proofErr w:type="spellEnd"/>
-      <w:r>
-        <w:rPr>
-          <w:i/>
-          <w:sz w:val="20"/>
-        </w:rPr>
-        <w:t xml:space="preserve"> band is the practical-significance threshold (+/-0.0587V</w:t>
-      </w:r>
-      <w:proofErr w:type="gramStart"/>
-      <w:r>
-        <w:rPr>
-          <w:i/>
-          <w:sz w:val="20"/>
-        </w:rPr>
-        <w:t>);.</w:t>
-      </w:r>
-      <w:proofErr w:type="gramEnd"/>
-      <w:r>
-        <w:rPr>
-          <w:i/>
-          <w:sz w:val="20"/>
-        </w:rPr>
-        <w:t xml:space="preserve"> Red points = the syringe difference is both statistically significant and big enough to matter; green points = it doesn't matter (either not significant, or too small to trust as real).</w:t>
+        <w:t>Figure 3. Mean voltage difference (BD - Nipro) across the full sweep. The gray band is the practical-significance threshold (+/-0.0587V);. Red points = the syringe difference is both statistically significant and big enough to matter; green points = it doesn't matter (either not significant, or too small to trust as real).</w:t>
       </w:r>
     </w:p>
     <w:p>
@@ -706,15 +481,16 @@
         </w:rPr>
       </w:pPr>
       <w:r>
-        <w:t xml:space="preserve">Does UAS voltage </w:t>
-      </w:r>
-      <w:proofErr w:type="gramStart"/>
-      <w:r>
-        <w:t>actually track</w:t>
-      </w:r>
-      <w:proofErr w:type="gramEnd"/>
-      <w:r>
-        <w:t xml:space="preserve"> real particle size, or is it just internally consistent without meaning anything physically? CV median particle size (from raw per-particle microscope measurements) was compared against UAS voltage at 0.96MHz -- chosen because it falls inside the transducer's resonance band (0.94-1.06MHz) and stays syringe-safe there -- for strokes 0, 1, 5, 10, 15, 20, 25 (Figures 4 and 5 below show the raw data).</w:t>
+        <w:t>Jelly and saline microscope</w:t>
+      </w:r>
+      <w:r>
+        <w:t xml:space="preserve"> median particle size</w:t>
+      </w:r>
+      <w:r>
+        <w:t xml:space="preserve"> result</w:t>
+      </w:r>
+      <w:r>
+        <w:t xml:space="preserve"> was compared against UAS voltage at 0.96MHz -- chosen because it falls inside the transducer's resonance band (0.94-1.06MHz) and stays syringe-safe there -- for strokes 0, 1, 5, 10, 15, 20, 25 (Figures 4 and 5 below show the raw data).</w:t>
       </w:r>
     </w:p>
     <w:p>
@@ -829,43 +605,68 @@
           <w:i/>
           <w:sz w:val="20"/>
         </w:rPr>
-        <w:t xml:space="preserve">Figure 5. The same data as a direct calibration curve: UAS voltage vs CV median particle size, </w:t>
-      </w:r>
-      <w:proofErr w:type="spellStart"/>
-      <w:r>
-        <w:rPr>
-          <w:i/>
-          <w:sz w:val="20"/>
-        </w:rPr>
-        <w:t>labeled</w:t>
-      </w:r>
-      <w:proofErr w:type="spellEnd"/>
-      <w:r>
-        <w:rPr>
-          <w:i/>
-          <w:sz w:val="20"/>
-        </w:rPr>
-        <w:t xml:space="preserve"> by stroke count.</w:t>
+        <w:t>Figure 5. The same data as a direct calibration curve: UAS voltage vs CV median particle size, labeled by stroke count.</w:t>
       </w:r>
     </w:p>
     <w:p/>
     <w:p>
-      <w:r>
-        <w:t>Goal: find out whether -- and how -- UAS voltage relates to real particle size, without assuming upfront that the relationship is a straight line. Method: five candidate curve shapes (linear, exponential, power, logarithmic, inverse -- each with 2 fitted parameters, so the comparison is fair) were fit and compared by R2 across three pairings: (1) stroke vs CV size alone, (2) stroke vs UAS voltage alone, and (3) UAS voltage vs CV size directly -- the actual relationship of interest.</w:t>
-      </w:r>
-    </w:p>
-    <w:p>
-      <w:r>
-        <w:t>Results: size vs stroke best fits an exponential decay (R2=0.885); voltage vs stroke best fits a logarithm (R2=0.953); voltage vs size directly best fits a power law (size = 23423 x voltage^-4.05, R2=0.991). These three are consistent, not contradictory -- an exponentially-decaying quantity plotted against a logarithmically-rising one naturally traces a power-law curve.</w:t>
-      </w:r>
-    </w:p>
-    <w:p>
       <w:pPr>
         <w:jc w:val="both"/>
       </w:pPr>
       <w:r>
-        <w:t>Conclusion: yes, there is a real, strong relationship between UAS voltage and particle size -- and it is curved (power law), not linear (R2=0.991 vs 0.754 for a plain linear fit). This also matches the physics: ultrasound scattering scales with particle size raised to a power, not linearly.</w:t>
-      </w:r>
+        <w:t xml:space="preserve">Before assuming any curve shape, a Spearman rank correlation was run between voltage and size. </w:t>
+      </w:r>
+      <w:r>
+        <w:t>Spearman's rank correlation coefficient is a non-parametric statistical measure that evaluates the strength and direction of a monotonic relationship between two variables</w:t>
+      </w:r>
+      <w:r>
+        <w:t xml:space="preserve">. </w:t>
+      </w:r>
+      <w:r>
+        <w:t>A monotonic relationship is a mathematical or statistical relationship where two variables change together, but not necessarily at a constant rate</w:t>
+      </w:r>
+      <w:r>
+        <w:t>. This only test</w:t>
+      </w:r>
+      <w:r>
+        <w:t xml:space="preserve"> whether the two move in a consistent order, without assuming linearity or any other shape. </w:t>
+      </w:r>
+      <w:r>
+        <w:t xml:space="preserve">The results show that </w:t>
+      </w:r>
+      <m:oMath>
+        <m:r>
+          <w:rPr>
+            <w:rFonts w:ascii="Cambria Math" w:hAnsi="Cambria Math"/>
+          </w:rPr>
+          <m:t>ρ=  0.964</m:t>
+        </m:r>
+      </m:oMath>
+      <w:r>
+        <w:t>,</w:t>
+      </w:r>
+      <w:r>
+        <w:t xml:space="preserve"> </w:t>
+      </w:r>
+      <m:oMath>
+        <m:r>
+          <w:rPr>
+            <w:rFonts w:ascii="Cambria Math" w:hAnsi="Cambria Math"/>
+          </w:rPr>
+          <m:t>p= 0.0005</m:t>
+        </m:r>
+      </m:oMath>
+      <w:r>
+        <w:t xml:space="preserve"> there is a </w:t>
+      </w:r>
+      <w:r>
+        <w:t>significant monotonic relationship</w:t>
+      </w:r>
+    </w:p>
+    <w:p>
+      <w:pPr>
+        <w:jc w:val="both"/>
+      </w:pPr>
     </w:p>
     <w:p>
       <w:pPr>
@@ -876,128 +677,7 @@
           <w:noProof/>
         </w:rPr>
         <w:drawing>
-          <wp:inline distT="0" distB="0" distL="0" distR="0" wp14:anchorId="20FC5CDE" wp14:editId="7A7518E2">
-            <wp:extent cx="4130040" cy="2889890"/>
-            <wp:effectExtent l="0" t="0" r="3810" b="5715"/>
-            <wp:docPr id="1082328123" name="Picture 1082328123"/>
-            <wp:cNvGraphicFramePr>
-              <a:graphicFrameLocks xmlns:a="http://schemas.openxmlformats.org/drawingml/2006/main" noChangeAspect="1"/>
-            </wp:cNvGraphicFramePr>
-            <a:graphic xmlns:a="http://schemas.openxmlformats.org/drawingml/2006/main">
-              <a:graphicData uri="http://schemas.openxmlformats.org/drawingml/2006/picture">
-                <pic:pic xmlns:pic="http://schemas.openxmlformats.org/drawingml/2006/picture">
-                  <pic:nvPicPr>
-                    <pic:cNvPr id="0" name="shape_fit_stroke_vs_size.png"/>
-                    <pic:cNvPicPr/>
-                  </pic:nvPicPr>
-                  <pic:blipFill>
-                    <a:blip r:embed="rId10" cstate="print">
-                      <a:extLst>
-                        <a:ext uri="{28A0092B-C50C-407E-A947-70E740481C1C}">
-                          <a14:useLocalDpi xmlns:a14="http://schemas.microsoft.com/office/drawing/2010/main" val="0"/>
-                        </a:ext>
-                      </a:extLst>
-                    </a:blip>
-                    <a:stretch>
-                      <a:fillRect/>
-                    </a:stretch>
-                  </pic:blipFill>
-                  <pic:spPr>
-                    <a:xfrm>
-                      <a:off x="0" y="0"/>
-                      <a:ext cx="4174939" cy="2921307"/>
-                    </a:xfrm>
-                    <a:prstGeom prst="rect">
-                      <a:avLst/>
-                    </a:prstGeom>
-                  </pic:spPr>
-                </pic:pic>
-              </a:graphicData>
-            </a:graphic>
-          </wp:inline>
-        </w:drawing>
-      </w:r>
-    </w:p>
-    <w:p>
-      <w:pPr>
-        <w:jc w:val="center"/>
-      </w:pPr>
-      <w:r>
-        <w:rPr>
-          <w:i/>
-          <w:sz w:val="20"/>
-        </w:rPr>
-        <w:lastRenderedPageBreak/>
-        <w:t>Figure 6. INDIVIDUAL fit: CV median particle size vs stroke count only. Best shape: exponential decay (R2=0.885).</w:t>
-      </w:r>
-    </w:p>
-    <w:p>
-      <w:pPr>
-        <w:jc w:val="center"/>
-      </w:pPr>
-      <w:r>
-        <w:rPr>
-          <w:noProof/>
-        </w:rPr>
-        <w:drawing>
-          <wp:inline distT="0" distB="0" distL="0" distR="0" wp14:anchorId="2AE0CC0D" wp14:editId="7EA237E3">
-            <wp:extent cx="4639733" cy="3247813"/>
-            <wp:effectExtent l="0" t="0" r="8890" b="0"/>
-            <wp:docPr id="1082328124" name="Picture 1082328124"/>
-            <wp:cNvGraphicFramePr>
-              <a:graphicFrameLocks xmlns:a="http://schemas.openxmlformats.org/drawingml/2006/main" noChangeAspect="1"/>
-            </wp:cNvGraphicFramePr>
-            <a:graphic xmlns:a="http://schemas.openxmlformats.org/drawingml/2006/main">
-              <a:graphicData uri="http://schemas.openxmlformats.org/drawingml/2006/picture">
-                <pic:pic xmlns:pic="http://schemas.openxmlformats.org/drawingml/2006/picture">
-                  <pic:nvPicPr>
-                    <pic:cNvPr id="0" name="shape_fit_stroke_vs_voltage.png"/>
-                    <pic:cNvPicPr/>
-                  </pic:nvPicPr>
-                  <pic:blipFill>
-                    <a:blip r:embed="rId11"/>
-                    <a:stretch>
-                      <a:fillRect/>
-                    </a:stretch>
-                  </pic:blipFill>
-                  <pic:spPr>
-                    <a:xfrm>
-                      <a:off x="0" y="0"/>
-                      <a:ext cx="4642312" cy="3249618"/>
-                    </a:xfrm>
-                    <a:prstGeom prst="rect">
-                      <a:avLst/>
-                    </a:prstGeom>
-                  </pic:spPr>
-                </pic:pic>
-              </a:graphicData>
-            </a:graphic>
-          </wp:inline>
-        </w:drawing>
-      </w:r>
-    </w:p>
-    <w:p>
-      <w:pPr>
-        <w:jc w:val="center"/>
-      </w:pPr>
-      <w:r>
-        <w:rPr>
-          <w:i/>
-          <w:sz w:val="20"/>
-        </w:rPr>
-        <w:t>Figure 7. INDIVIDUAL fit: UAS voltage vs stroke count only. Best shape: logarithmic (R2=0.953).</w:t>
-      </w:r>
-    </w:p>
-    <w:p>
-      <w:pPr>
-        <w:jc w:val="center"/>
-      </w:pPr>
-      <w:r>
-        <w:rPr>
-          <w:noProof/>
-        </w:rPr>
-        <w:drawing>
-          <wp:inline distT="0" distB="0" distL="0" distR="0" wp14:anchorId="77316A9E" wp14:editId="25DBC083">
+          <wp:inline distT="0" distB="0" distL="0" distR="0" wp14:anchorId="3574D036" wp14:editId="5D647637">
             <wp:extent cx="4377266" cy="3064086"/>
             <wp:effectExtent l="0" t="0" r="4445" b="3175"/>
             <wp:docPr id="1082328125" name="Picture 1082328125"/>
@@ -1012,7 +692,7 @@
                     <pic:cNvPicPr/>
                   </pic:nvPicPr>
                   <pic:blipFill>
-                    <a:blip r:embed="rId12"/>
+                    <a:blip r:embed="rId10"/>
                     <a:stretch>
                       <a:fillRect/>
                     </a:stretch>
@@ -1042,7 +722,215 @@
           <w:i/>
           <w:sz w:val="20"/>
         </w:rPr>
-        <w:t>Figure 8. COMBINED fit: UAS voltage vs CV particle size directly (stroke count removed). Best shape: power law (R2=0.991), far better than a plain linear fit (R2=0.754).</w:t>
+        <w:t xml:space="preserve">Figure </w:t>
+      </w:r>
+      <w:r>
+        <w:rPr>
+          <w:i/>
+          <w:sz w:val="20"/>
+        </w:rPr>
+        <w:t>6</w:t>
+      </w:r>
+      <w:r>
+        <w:rPr>
+          <w:i/>
+          <w:sz w:val="20"/>
+        </w:rPr>
+        <w:t>. COMBINED fit: UAS voltage vs CV particle size directly (stroke count removed). Best shape: power law (R2=0.991), far better than a plain linear fit (R2=0.754).</w:t>
+      </w:r>
+    </w:p>
+    <w:p>
+      <w:pPr>
+        <w:jc w:val="center"/>
+      </w:pPr>
+    </w:p>
+    <w:p>
+      <w:pPr>
+        <w:jc w:val="both"/>
+      </w:pPr>
+      <w:r>
+        <w:lastRenderedPageBreak/>
+        <w:t>With a real relationship confirmed, five candidate 2-parameter curve shapes (linear, exponential, power, logarithmic, inverse) were compared to see which one best describes it. Power law fit best. To avoid the fit being dominated by the single largest data point (stroke 0's particle size, ~5195μm, is 5–10x every other point), the power law was fit in log-log space rather than raw space</w:t>
+      </w:r>
+      <w:r>
+        <w:t xml:space="preserve"> to</w:t>
+      </w:r>
+      <w:r>
+        <w:t xml:space="preserve"> weights proportional error consistently across the whole size range</w:t>
+      </w:r>
+      <w:r>
+        <w:t>.</w:t>
+      </w:r>
+      <w:r>
+        <w:rPr>
+          <w:b/>
+        </w:rPr>
+        <w:t xml:space="preserve"> </w:t>
+      </w:r>
+      <w:r>
+        <w:t xml:space="preserve">After taking ln(voltage) and ln(size) for all 7 points, an ordinary best-fit straight line was drawn through those logged values (ln(size) = intercept + slope × ln(voltage)). </w:t>
+      </w:r>
+      <w:r>
+        <w:t>T</w:t>
+      </w:r>
+      <w:r>
+        <w:t>he slope of that log-log line is mathematically identical to the exponent in the original power equation, and converting the intercept back out of log form (e^intercept) gives the leading constant. Here, slope = -3.35 and intercept = 9.603, so e^9.603 ≈ 14810</w:t>
+      </w:r>
+    </w:p>
+    <w:p>
+      <w:pPr>
+        <w:jc w:val="center"/>
+      </w:pPr>
+      <w:r>
+        <w:rPr>
+          <w:noProof/>
+        </w:rPr>
+        <w:drawing>
+          <wp:inline distT="0" distB="0" distL="0" distR="0" wp14:anchorId="3456577C" wp14:editId="35F1EBB8">
+            <wp:extent cx="4625340" cy="1927225"/>
+            <wp:effectExtent l="0" t="0" r="3810" b="0"/>
+            <wp:docPr id="1082328127" name="Picture 1082328127"/>
+            <wp:cNvGraphicFramePr>
+              <a:graphicFrameLocks xmlns:a="http://schemas.openxmlformats.org/drawingml/2006/main" noChangeAspect="1"/>
+            </wp:cNvGraphicFramePr>
+            <a:graphic xmlns:a="http://schemas.openxmlformats.org/drawingml/2006/main">
+              <a:graphicData uri="http://schemas.openxmlformats.org/drawingml/2006/picture">
+                <pic:pic xmlns:pic="http://schemas.openxmlformats.org/drawingml/2006/picture">
+                  <pic:nvPicPr>
+                    <pic:cNvPr id="0" name="loglog_fit_sensitivity.png"/>
+                    <pic:cNvPicPr/>
+                  </pic:nvPicPr>
+                  <pic:blipFill>
+                    <a:blip r:embed="rId11"/>
+                    <a:stretch>
+                      <a:fillRect/>
+                    </a:stretch>
+                  </pic:blipFill>
+                  <pic:spPr>
+                    <a:xfrm>
+                      <a:off x="0" y="0"/>
+                      <a:ext cx="4625340" cy="1927225"/>
+                    </a:xfrm>
+                    <a:prstGeom prst="rect">
+                      <a:avLst/>
+                    </a:prstGeom>
+                  </pic:spPr>
+                </pic:pic>
+              </a:graphicData>
+            </a:graphic>
+          </wp:inline>
+        </w:drawing>
+      </w:r>
+    </w:p>
+    <w:p>
+      <w:pPr>
+        <w:jc w:val="center"/>
+      </w:pPr>
+      <w:r>
+        <w:rPr>
+          <w:i/>
+          <w:sz w:val="20"/>
+        </w:rPr>
+        <w:t xml:space="preserve">Figure </w:t>
+      </w:r>
+      <w:r>
+        <w:rPr>
+          <w:i/>
+          <w:sz w:val="20"/>
+        </w:rPr>
+        <w:t>7</w:t>
+      </w:r>
+      <w:r>
+        <w:rPr>
+          <w:i/>
+          <w:sz w:val="20"/>
+        </w:rPr>
+        <w:t>. Left: residual error (%) by stroke -- errors are spread across the range, not hidden in a single R2 number. Right: how much the fitted exponent shifts when stroke 0 (the high-leverage point) is excluded.</w:t>
+      </w:r>
+    </w:p>
+    <w:p>
+      <w:pPr>
+        <w:jc w:val="both"/>
+      </w:pPr>
+      <w:r>
+        <w:t>Refitting with stroke 0 excluded shifts the exponent to -2.05 ± 0.16 (R² = 0.976, n=6) — see Figure 10. This shows the exponent is sensitive to that one high-leverage point, so it is best read as "strongly negative, somewhere in the -2 to -4 range," not a precise -3.35, until more strokes are measured.</w:t>
+      </w:r>
+    </w:p>
+    <w:p>
+      <w:pPr>
+        <w:jc w:val="both"/>
+      </w:pPr>
+      <w:r>
+        <w:t>As the conclusion, it shows that</w:t>
+      </w:r>
+      <w:r>
+        <w:t xml:space="preserve"> there is a real</w:t>
+      </w:r>
+      <w:r>
+        <w:t xml:space="preserve"> </w:t>
+      </w:r>
+      <w:r>
+        <w:t>monotonic relationship between UAS voltage and particle size (Spearman ρ = -0.964, p &lt; 0.001), and it is better described by a power law than a straight line, though the exact exponent is not yet tightly pinned down with only n=7</w:t>
+      </w:r>
+      <w:r>
+        <w:t>.</w:t>
+      </w:r>
+    </w:p>
+    <w:p>
+      <w:pPr>
+        <w:jc w:val="center"/>
+      </w:pPr>
+      <w:r>
+        <w:rPr>
+          <w:noProof/>
+        </w:rPr>
+        <w:drawing>
+          <wp:inline distT="0" distB="0" distL="0" distR="0" wp14:anchorId="7CE2C121" wp14:editId="0A6D9419">
+            <wp:extent cx="3829790" cy="2978727"/>
+            <wp:effectExtent l="0" t="0" r="0" b="0"/>
+            <wp:docPr id="1082328126" name="Picture 1082328126"/>
+            <wp:cNvGraphicFramePr>
+              <a:graphicFrameLocks xmlns:a="http://schemas.openxmlformats.org/drawingml/2006/main" noChangeAspect="1"/>
+            </wp:cNvGraphicFramePr>
+            <a:graphic xmlns:a="http://schemas.openxmlformats.org/drawingml/2006/main">
+              <a:graphicData uri="http://schemas.openxmlformats.org/drawingml/2006/picture">
+                <pic:pic xmlns:pic="http://schemas.openxmlformats.org/drawingml/2006/picture">
+                  <pic:nvPicPr>
+                    <pic:cNvPr id="0" name="loglog_fit_with_ci.png"/>
+                    <pic:cNvPicPr/>
+                  </pic:nvPicPr>
+                  <pic:blipFill>
+                    <a:blip r:embed="rId12"/>
+                    <a:stretch>
+                      <a:fillRect/>
+                    </a:stretch>
+                  </pic:blipFill>
+                  <pic:spPr>
+                    <a:xfrm>
+                      <a:off x="0" y="0"/>
+                      <a:ext cx="3857171" cy="3000023"/>
+                    </a:xfrm>
+                    <a:prstGeom prst="rect">
+                      <a:avLst/>
+                    </a:prstGeom>
+                  </pic:spPr>
+                </pic:pic>
+              </a:graphicData>
+            </a:graphic>
+          </wp:inline>
+        </w:drawing>
+      </w:r>
+    </w:p>
+    <w:p>
+      <w:pPr>
+        <w:jc w:val="center"/>
+      </w:pPr>
+      <w:r>
+        <w:rPr>
+          <w:i/>
+          <w:sz w:val="20"/>
+        </w:rPr>
+        <w:t>Figure 9. Power-law fit done in log-log space (not raw space), with a shaded 95% confidence band on the exponent and a stats box showing the exponent, R2, and Spearman rho.</w:t>
       </w:r>
     </w:p>
     <w:sectPr>
@@ -1554,7 +1442,7 @@
   <w:style w:type="paragraph" w:default="1" w:styleId="Normal">
     <w:name w:val="Normal"/>
     <w:qFormat/>
-    <w:rsid w:val="00FA7C30"/>
+    <w:rsid w:val="00517AC2"/>
     <w:pPr>
       <w:spacing w:line="259" w:lineRule="auto"/>
     </w:pPr>
@@ -1766,7 +1654,6 @@
   <w:style w:type="character" w:default="1" w:styleId="DefaultParagraphFont">
     <w:name w:val="Default Paragraph Font"/>
     <w:uiPriority w:val="1"/>
-    <w:semiHidden/>
     <w:unhideWhenUsed/>
   </w:style>
   <w:style w:type="table" w:default="1" w:styleId="TableNormal">

--- a/testing/UAS Related stuff/UAS datas/UAS Analysis explanation.docx
+++ b/testing/UAS Related stuff/UAS datas/UAS Analysis explanation.docx
@@ -931,6 +931,149 @@
           <w:sz w:val="20"/>
         </w:rPr>
         <w:t>Figure 9. Power-law fit done in log-log space (not raw space), with a shaded 95% confidence band on the exponent and a stats box showing the exponent, R2, and Spearman rho.</w:t>
+      </w:r>
+    </w:p>
+    <w:p/>
+    <w:p>
+      <w:r>
+        <w:rPr>
+          <w:b/>
+          <w:sz w:val="28"/>
+        </w:rPr>
+        <w:t>Part E: Extending the Model Across Frequencies</w:t>
+      </w:r>
+    </w:p>
+    <w:p>
+      <w:r>
+        <w:t>Correction to an earlier assumption: it was initially thought that matched (frequency, voltage, size) data only existed at 0.96MHz and new measurements would be needed to fit a joint model. That was wrong -- every one of the 7 CV-matched strokes already has UAS voltage measured across the full 0.9-2.0MHz sweep (111 frequencies each). CV size is a single physical measurement per stroke (it doesn't depend on which frequency probes it), so it can be paired with every frequency's voltage reading for that stroke -- no new data collection needed. This was combined into 91 rows (7 strokes x 13 resonance-band frequencies, 0.94-1.06MHz) and fit directly.</w:t>
+      </w:r>
+    </w:p>
+    <w:p>
+      <w:r>
+        <w:t>Model: size = a x voltage^b x freq_mhz^c, fit as one multiple log-log regression: ln(size) = ln(a) + b*ln(voltage) + c*ln(freq_mhz).</w:t>
+      </w:r>
+    </w:p>
+    <w:p>
+      <w:r>
+        <w:t>Result: size = 5708 x voltage^-2.10 x freq^-0.49. R2 (log-log, joint) = 0.577 across all 91 points -- substantially WORSE than Part D's single-frequency fit at 0.96MHz (R2 = 0.949, n = 7). The frequency term is not statistically significant (p = 0.73, 95% CI on its exponent: -3.24 to +2.27 -- consistent with zero). Excluding stroke 0 collapses the joint fit further (R2 drops to 0.098), meaning most of what little signal the joint model has still comes from that one high-leverage point, same as Part D.</w:t>
+      </w:r>
+    </w:p>
+    <w:p>
+      <w:r>
+        <w:t>So, contrary to the original hypothesis, combining all 13 resonance-band frequencies does not produce a more robust model than the single carefully-chosen 0.96MHz fit -- it produces a worse one. The likely reason: 0.96MHz was specifically chosen because it is unclipped and syringe-brand-safe across the tested stroke range; several other in-band frequencies are noisier or affected by ADC clipping at higher voltages (see the peak-clipping discussion in Part B), so lumping them in adds noise rather than reinforcing the signal. A leave-one-frequency-out check confirms the voltage exponent stays fairly stable (-2.03 to -2.40 across 13 refits) but the frequency exponent does not (-2.81 to +2.79) -- i.e. voltage is doing essentially all the real work in this joint model, and frequency is not contributing reliable additional information with the current data.</w:t>
+      </w:r>
+    </w:p>
+    <w:p>
+      <w:r>
+        <w:t>Conclusion: the physically-motivated joint model was worth testing, and the test itself is informative -- it shows the relationship between frequency and particle size is not as simply captured by this power-law form as voltage alone is, at least not with strokes averaged the same way at every frequency. A more promising next step than combining all frequencies equally would be identifying WHICH frequencies (beyond 0.96MHz) individually produce a clean, unclipped, high-R2 voltage-size relationship, and only combining those -- rather than assuming every in-band frequency contributes equally.</w:t>
+      </w:r>
+    </w:p>
+    <w:p>
+      <w:r>
+        <w:t>Concrete next step: (1) confirm the stroke-series caveat above; (2) run the existing 7-stroke UAS+CV pairing procedure at a few more frequencies first -- 3-4 spread across the resonance band (e.g. 0.94, 0.98, 1.02, 1.06MHz) is enough to test whether the combined model fits well, before committing to all 13; (3) combine all data into one table with columns stroke, frequency, voltage, size; (4) fit the 3-parameter log-log model above on the combined table; (5) check R^2 and residuals the same way as Part D, and run the same leave-one-out sensitivity check (on stroke 0, and on each frequency) to see how stable the fitted exponents are.</w:t>
+      </w:r>
+    </w:p>
+    <w:p/>
+    <w:p>
+      <w:pPr>
+        <w:jc w:val="center"/>
+      </w:pPr>
+      <w:r>
+        <w:drawing>
+          <wp:inline xmlns:a="http://schemas.openxmlformats.org/drawingml/2006/main" xmlns:pic="http://schemas.openxmlformats.org/drawingml/2006/picture">
+            <wp:extent cx="5486400" cy="4800600"/>
+            <wp:docPr id="1082328128" name="Picture 1082328128"/>
+            <wp:cNvGraphicFramePr>
+              <a:graphicFrameLocks noChangeAspect="1"/>
+            </wp:cNvGraphicFramePr>
+            <a:graphic>
+              <a:graphicData uri="http://schemas.openxmlformats.org/drawingml/2006/picture">
+                <pic:pic>
+                  <pic:nvPicPr>
+                    <pic:cNvPr id="0" name="joint_model_fit.png"/>
+                    <pic:cNvPicPr/>
+                  </pic:nvPicPr>
+                  <pic:blipFill>
+                    <a:blip r:embed="rId15"/>
+                    <a:stretch>
+                      <a:fillRect/>
+                    </a:stretch>
+                  </pic:blipFill>
+                  <pic:spPr>
+                    <a:xfrm>
+                      <a:off x="0" y="0"/>
+                      <a:ext cx="5486400" cy="4800600"/>
+                    </a:xfrm>
+                    <a:prstGeom prst="rect"/>
+                  </pic:spPr>
+                </pic:pic>
+              </a:graphicData>
+            </a:graphic>
+          </wp:inline>
+        </w:drawing>
+      </w:r>
+    </w:p>
+    <w:p>
+      <w:pPr>
+        <w:jc w:val="center"/>
+      </w:pPr>
+      <w:r>
+        <w:rPr>
+          <w:i/>
+          <w:sz w:val="20"/>
+        </w:rPr>
+        <w:t>Figure 11. Joint model fit: predicted vs actual ln(particle size), colored by frequency. Points scattered off the dashed "perfect fit" line show where the model under/over-predicts -- most of that scatter comes from lower-signal strokes, not stroke 0.</w:t>
+      </w:r>
+    </w:p>
+    <w:p>
+      <w:pPr>
+        <w:jc w:val="center"/>
+      </w:pPr>
+      <w:r>
+        <w:drawing>
+          <wp:inline xmlns:a="http://schemas.openxmlformats.org/drawingml/2006/main" xmlns:pic="http://schemas.openxmlformats.org/drawingml/2006/picture">
+            <wp:extent cx="5486400" cy="2493818"/>
+            <wp:docPr id="1082328129" name="Picture 1082328129"/>
+            <wp:cNvGraphicFramePr>
+              <a:graphicFrameLocks noChangeAspect="1"/>
+            </wp:cNvGraphicFramePr>
+            <a:graphic>
+              <a:graphicData uri="http://schemas.openxmlformats.org/drawingml/2006/picture">
+                <pic:pic>
+                  <pic:nvPicPr>
+                    <pic:cNvPr id="0" name="joint_model_sensitivity.png"/>
+                    <pic:cNvPicPr/>
+                  </pic:nvPicPr>
+                  <pic:blipFill>
+                    <a:blip r:embed="rId16"/>
+                    <a:stretch>
+                      <a:fillRect/>
+                    </a:stretch>
+                  </pic:blipFill>
+                  <pic:spPr>
+                    <a:xfrm>
+                      <a:off x="0" y="0"/>
+                      <a:ext cx="5486400" cy="2493818"/>
+                    </a:xfrm>
+                    <a:prstGeom prst="rect"/>
+                  </pic:spPr>
+                </pic:pic>
+              </a:graphicData>
+            </a:graphic>
+          </wp:inline>
+        </w:drawing>
+      </w:r>
+    </w:p>
+    <w:p>
+      <w:pPr>
+        <w:jc w:val="center"/>
+      </w:pPr>
+      <w:r>
+        <w:rPr>
+          <w:i/>
+          <w:sz w:val="20"/>
+        </w:rPr>
+        <w:t>Figure 12. Leave-one-frequency-out sensitivity, 13 refits (one per dropped frequency). Left: the voltage exponent stays fairly stable. Right: the frequency exponent swings from strongly negative to strongly positive -- it is not a stable, trustworthy estimate with the current data.</w:t>
       </w:r>
     </w:p>
     <w:sectPr>
